--- a/ЛР1/Отчёт ЛР1 - Ахадов К.У. 223-322.docx
+++ b/ЛР1/Отчёт ЛР1 - Ахадов К.У. 223-322.docx
@@ -459,7 +459,38 @@
           <w:sz w:val="20"/>
           <w:szCs w:val="20"/>
         </w:rPr>
-        <w:t xml:space="preserve">[[SCREEN:lr1_01]]</w:t>
+        <w:drawing>
+          <wp:inline xmlns:a="http://schemas.openxmlformats.org/drawingml/2006/main" xmlns:pic="http://schemas.openxmlformats.org/drawingml/2006/picture">
+            <wp:extent cx="5760000" cy="2279314"/>
+            <wp:docPr id="3" name="Picture 3"/>
+            <wp:cNvGraphicFramePr>
+              <a:graphicFrameLocks noChangeAspect="1"/>
+            </wp:cNvGraphicFramePr>
+            <a:graphic>
+              <a:graphicData uri="http://schemas.openxmlformats.org/drawingml/2006/picture">
+                <pic:pic>
+                  <pic:nvPicPr>
+                    <pic:cNvPr id="0" name="lr1_01.png"/>
+                    <pic:cNvPicPr/>
+                  </pic:nvPicPr>
+                  <pic:blipFill>
+                    <a:blip r:embed="rId12"/>
+                    <a:stretch>
+                      <a:fillRect/>
+                    </a:stretch>
+                  </pic:blipFill>
+                  <pic:spPr>
+                    <a:xfrm>
+                      <a:off x="0" y="0"/>
+                      <a:ext cx="5760000" cy="2279314"/>
+                    </a:xfrm>
+                    <a:prstGeom prst="rect"/>
+                  </pic:spPr>
+                </pic:pic>
+              </a:graphicData>
+            </a:graphic>
+          </wp:inline>
+        </w:drawing>
       </w:r>
     </w:p>
     <w:p>
@@ -501,7 +532,38 @@
           <w:sz w:val="20"/>
           <w:szCs w:val="20"/>
         </w:rPr>
-        <w:t xml:space="preserve">[[SCREEN:lr1_02]]</w:t>
+        <w:drawing>
+          <wp:inline xmlns:a="http://schemas.openxmlformats.org/drawingml/2006/main" xmlns:pic="http://schemas.openxmlformats.org/drawingml/2006/picture">
+            <wp:extent cx="5760000" cy="2345143"/>
+            <wp:docPr id="4" name="Picture 4"/>
+            <wp:cNvGraphicFramePr>
+              <a:graphicFrameLocks noChangeAspect="1"/>
+            </wp:cNvGraphicFramePr>
+            <a:graphic>
+              <a:graphicData uri="http://schemas.openxmlformats.org/drawingml/2006/picture">
+                <pic:pic>
+                  <pic:nvPicPr>
+                    <pic:cNvPr id="0" name="lr1_02.png"/>
+                    <pic:cNvPicPr/>
+                  </pic:nvPicPr>
+                  <pic:blipFill>
+                    <a:blip r:embed="rId13"/>
+                    <a:stretch>
+                      <a:fillRect/>
+                    </a:stretch>
+                  </pic:blipFill>
+                  <pic:spPr>
+                    <a:xfrm>
+                      <a:off x="0" y="0"/>
+                      <a:ext cx="5760000" cy="2345143"/>
+                    </a:xfrm>
+                    <a:prstGeom prst="rect"/>
+                  </pic:spPr>
+                </pic:pic>
+              </a:graphicData>
+            </a:graphic>
+          </wp:inline>
+        </w:drawing>
       </w:r>
     </w:p>
     <w:p>
@@ -650,7 +712,38 @@
           <w:sz w:val="20"/>
           <w:szCs w:val="20"/>
         </w:rPr>
-        <w:t xml:space="preserve">[[SCREEN:lr1_03]]</w:t>
+        <w:drawing>
+          <wp:inline xmlns:a="http://schemas.openxmlformats.org/drawingml/2006/main" xmlns:pic="http://schemas.openxmlformats.org/drawingml/2006/picture">
+            <wp:extent cx="5760000" cy="1653943"/>
+            <wp:docPr id="5" name="Picture 5"/>
+            <wp:cNvGraphicFramePr>
+              <a:graphicFrameLocks noChangeAspect="1"/>
+            </wp:cNvGraphicFramePr>
+            <a:graphic>
+              <a:graphicData uri="http://schemas.openxmlformats.org/drawingml/2006/picture">
+                <pic:pic>
+                  <pic:nvPicPr>
+                    <pic:cNvPr id="0" name="lr1_03.png"/>
+                    <pic:cNvPicPr/>
+                  </pic:nvPicPr>
+                  <pic:blipFill>
+                    <a:blip r:embed="rId14"/>
+                    <a:stretch>
+                      <a:fillRect/>
+                    </a:stretch>
+                  </pic:blipFill>
+                  <pic:spPr>
+                    <a:xfrm>
+                      <a:off x="0" y="0"/>
+                      <a:ext cx="5760000" cy="1653943"/>
+                    </a:xfrm>
+                    <a:prstGeom prst="rect"/>
+                  </pic:spPr>
+                </pic:pic>
+              </a:graphicData>
+            </a:graphic>
+          </wp:inline>
+        </w:drawing>
       </w:r>
     </w:p>
     <w:p>
@@ -678,7 +771,38 @@
           <w:sz w:val="20"/>
           <w:szCs w:val="20"/>
         </w:rPr>
-        <w:t xml:space="preserve">[[SCREEN:lr1_04]]</w:t>
+        <w:drawing>
+          <wp:inline xmlns:a="http://schemas.openxmlformats.org/drawingml/2006/main" xmlns:pic="http://schemas.openxmlformats.org/drawingml/2006/picture">
+            <wp:extent cx="5760000" cy="2209371"/>
+            <wp:docPr id="6" name="Picture 6"/>
+            <wp:cNvGraphicFramePr>
+              <a:graphicFrameLocks noChangeAspect="1"/>
+            </wp:cNvGraphicFramePr>
+            <a:graphic>
+              <a:graphicData uri="http://schemas.openxmlformats.org/drawingml/2006/picture">
+                <pic:pic>
+                  <pic:nvPicPr>
+                    <pic:cNvPr id="0" name="lr1_04.png"/>
+                    <pic:cNvPicPr/>
+                  </pic:nvPicPr>
+                  <pic:blipFill>
+                    <a:blip r:embed="rId15"/>
+                    <a:stretch>
+                      <a:fillRect/>
+                    </a:stretch>
+                  </pic:blipFill>
+                  <pic:spPr>
+                    <a:xfrm>
+                      <a:off x="0" y="0"/>
+                      <a:ext cx="5760000" cy="2209371"/>
+                    </a:xfrm>
+                    <a:prstGeom prst="rect"/>
+                  </pic:spPr>
+                </pic:pic>
+              </a:graphicData>
+            </a:graphic>
+          </wp:inline>
+        </w:drawing>
       </w:r>
     </w:p>
     <w:p>
